--- a/latex/Title Page.docx
+++ b/latex/Title Page.docx
@@ -47,8 +47,14 @@
           <w:numId w:val="1"/>
         </w:numPr>
         <w:spacing w:after="0" w:line="276" w:lineRule="auto"/>
-      </w:pPr>
-      <w:r>
+        <w:rPr>
+          <w:highlight w:val="yellow"/>
+        </w:rPr>
+      </w:pPr>
+      <w:r>
+        <w:rPr>
+          <w:highlight w:val="yellow"/>
+        </w:rPr>
         <w:t>Predicting NFL Head Coach Tenure Using Ordinal Classification</w:t>
       </w:r>
     </w:p>
@@ -73,8 +79,14 @@
           <w:numId w:val="1"/>
         </w:numPr>
         <w:spacing w:after="0" w:line="276" w:lineRule="auto"/>
-      </w:pPr>
-      <w:r>
+        <w:rPr>
+          <w:highlight w:val="yellow"/>
+        </w:rPr>
+      </w:pPr>
+      <w:r>
+        <w:rPr>
+          <w:highlight w:val="yellow"/>
+        </w:rPr>
         <w:t xml:space="preserve">Predicting NFL Head Coach Tenure </w:t>
       </w:r>
     </w:p>
@@ -170,11 +182,20 @@
           <w:numId w:val="3"/>
         </w:numPr>
         <w:spacing w:after="0" w:line="276" w:lineRule="auto"/>
-      </w:pPr>
-      <w:r>
+        <w:rPr>
+          <w:highlight w:val="yellow"/>
+        </w:rPr>
+      </w:pPr>
+      <w:r>
+        <w:rPr>
+          <w:highlight w:val="yellow"/>
+        </w:rPr>
         <w:t>3,</w:t>
       </w:r>
       <w:r>
+        <w:rPr>
+          <w:highlight w:val="yellow"/>
+        </w:rPr>
         <w:t>545</w:t>
       </w:r>
     </w:p>
@@ -199,14 +220,26 @@
           <w:numId w:val="3"/>
         </w:numPr>
         <w:spacing w:after="0" w:line="276" w:lineRule="auto"/>
-      </w:pPr>
-      <w:r>
+        <w:rPr>
+          <w:highlight w:val="yellow"/>
+        </w:rPr>
+      </w:pPr>
+      <w:r>
+        <w:rPr>
+          <w:highlight w:val="yellow"/>
+        </w:rPr>
         <w:t>1</w:t>
       </w:r>
       <w:r>
+        <w:rPr>
+          <w:highlight w:val="yellow"/>
+        </w:rPr>
         <w:t>2</w:t>
       </w:r>
       <w:r>
+        <w:rPr>
+          <w:highlight w:val="yellow"/>
+        </w:rPr>
         <w:t xml:space="preserve"> tables</w:t>
       </w:r>
     </w:p>
@@ -231,11 +264,20 @@
           <w:numId w:val="3"/>
         </w:numPr>
         <w:spacing w:after="0" w:line="276" w:lineRule="auto"/>
-      </w:pPr>
-      <w:r>
+        <w:rPr>
+          <w:highlight w:val="yellow"/>
+        </w:rPr>
+      </w:pPr>
+      <w:r>
+        <w:rPr>
+          <w:highlight w:val="yellow"/>
+        </w:rPr>
         <w:t>4</w:t>
       </w:r>
       <w:r>
+        <w:rPr>
+          <w:highlight w:val="yellow"/>
+        </w:rPr>
         <w:t xml:space="preserve"> figures</w:t>
       </w:r>
     </w:p>

--- a/latex/Title Page.docx
+++ b/latex/Title Page.docx
@@ -47,15 +47,24 @@
           <w:numId w:val="1"/>
         </w:numPr>
         <w:spacing w:after="0" w:line="276" w:lineRule="auto"/>
-        <w:rPr>
-          <w:highlight w:val="yellow"/>
-        </w:rPr>
-      </w:pPr>
-      <w:r>
-        <w:rPr>
-          <w:highlight w:val="yellow"/>
-        </w:rPr>
-        <w:t>Predicting NFL Head Coach Tenure Using Ordinal Classification</w:t>
+      </w:pPr>
+      <w:r>
+        <w:t>P</w:t>
+      </w:r>
+      <w:r>
+        <w:t>redicting NFL Head Coach Dismissal at</w:t>
+      </w:r>
+      <w:r>
+        <w:t xml:space="preserve"> </w:t>
+      </w:r>
+      <w:r>
+        <w:t>the Time of Hire: A Firing-Aware Survival</w:t>
+      </w:r>
+      <w:r>
+        <w:t xml:space="preserve"> </w:t>
+      </w:r>
+      <w:r>
+        <w:t>Analysis</w:t>
       </w:r>
     </w:p>
     <w:p>
@@ -79,15 +88,15 @@
           <w:numId w:val="1"/>
         </w:numPr>
         <w:spacing w:after="0" w:line="276" w:lineRule="auto"/>
-        <w:rPr>
-          <w:highlight w:val="yellow"/>
-        </w:rPr>
-      </w:pPr>
-      <w:r>
-        <w:rPr>
-          <w:highlight w:val="yellow"/>
-        </w:rPr>
-        <w:t xml:space="preserve">Predicting NFL Head Coach Tenure </w:t>
+      </w:pPr>
+      <w:r>
+        <w:t xml:space="preserve">Predicting NFL Head Coach </w:t>
+      </w:r>
+      <w:r>
+        <w:t>Dismissal</w:t>
+      </w:r>
+      <w:r>
+        <w:t xml:space="preserve"> </w:t>
       </w:r>
     </w:p>
     <w:p>
@@ -182,21 +191,9 @@
           <w:numId w:val="3"/>
         </w:numPr>
         <w:spacing w:after="0" w:line="276" w:lineRule="auto"/>
-        <w:rPr>
-          <w:highlight w:val="yellow"/>
-        </w:rPr>
-      </w:pPr>
-      <w:r>
-        <w:rPr>
-          <w:highlight w:val="yellow"/>
-        </w:rPr>
-        <w:t>3,</w:t>
-      </w:r>
-      <w:r>
-        <w:rPr>
-          <w:highlight w:val="yellow"/>
-        </w:rPr>
-        <w:t>545</w:t>
+      </w:pPr>
+      <w:r>
+        <w:t>5,730 excl Appendix</w:t>
       </w:r>
     </w:p>
     <w:p>
@@ -220,26 +217,11 @@
           <w:numId w:val="3"/>
         </w:numPr>
         <w:spacing w:after="0" w:line="276" w:lineRule="auto"/>
-        <w:rPr>
-          <w:highlight w:val="yellow"/>
-        </w:rPr>
-      </w:pPr>
-      <w:r>
-        <w:rPr>
-          <w:highlight w:val="yellow"/>
-        </w:rPr>
-        <w:t>1</w:t>
-      </w:r>
-      <w:r>
-        <w:rPr>
-          <w:highlight w:val="yellow"/>
-        </w:rPr>
-        <w:t>2</w:t>
-      </w:r>
-      <w:r>
-        <w:rPr>
-          <w:highlight w:val="yellow"/>
-        </w:rPr>
+      </w:pPr>
+      <w:r>
+        <w:t>9</w:t>
+      </w:r>
+      <w:r>
         <w:t xml:space="preserve"> tables</w:t>
       </w:r>
     </w:p>
@@ -264,20 +246,11 @@
           <w:numId w:val="3"/>
         </w:numPr>
         <w:spacing w:after="0" w:line="276" w:lineRule="auto"/>
-        <w:rPr>
-          <w:highlight w:val="yellow"/>
-        </w:rPr>
-      </w:pPr>
-      <w:r>
-        <w:rPr>
-          <w:highlight w:val="yellow"/>
-        </w:rPr>
-        <w:t>4</w:t>
-      </w:r>
-      <w:r>
-        <w:rPr>
-          <w:highlight w:val="yellow"/>
-        </w:rPr>
+      </w:pPr>
+      <w:r>
+        <w:t>5</w:t>
+      </w:r>
+      <w:r>
         <w:t xml:space="preserve"> figures</w:t>
       </w:r>
     </w:p>
